--- a/module-10-epigenetics/module-10-epigenetics-practice-quiz.docx
+++ b/module-10-epigenetics/module-10-epigenetics-practice-quiz.docx
@@ -24,9 +24,6 @@
       </w:r>
       <w:r>
         <w:t>How does epigenetic regulation differ from a mutation?</w:t>
-      </w:r>
-      <w:r>
-        <w:br/>
       </w:r>
       <w:r>
         <w:br/>
@@ -104,9 +101,6 @@
         <w:br/>
       </w:r>
       <w:r>
-        <w:br/>
-      </w:r>
-      <w:r>
         <w:t>A. reduced transcription of a gene</w:t>
       </w:r>
     </w:p>
@@ -179,9 +173,6 @@
         <w:br/>
       </w:r>
       <w:r>
-        <w:br/>
-      </w:r>
-      <w:r>
         <w:t>A. copied much faster</w:t>
       </w:r>
     </w:p>
@@ -249,9 +240,6 @@
       </w:r>
       <w:r>
         <w:t>Two genetically identical twins come to differ in a trait over their lifetimes. A good explanation is that:</w:t>
-      </w:r>
-      <w:r>
-        <w:br/>
       </w:r>
       <w:r>
         <w:br/>

--- a/module-10-epigenetics/module-10-epigenetics-practice-quiz.docx
+++ b/module-10-epigenetics/module-10-epigenetics-practice-quiz.docx
@@ -16,288 +16,336 @@
       </w:r>
     </w:p>
     <w:p>
+      <w:pPr>
+        <w:keepNext/>
+        <w:keepLines/>
+      </w:pPr>
       <w:r>
-        <w:t xml:space="preserve">• </w:t>
-      </w:r>
-      <w:r>
-        <w:br/>
+        <w:t xml:space="preserve">1. </w:t>
       </w:r>
       <w:r>
         <w:t>How does epigenetic regulation differ from a mutation?</w:t>
       </w:r>
+    </w:p>
+    <w:p>
+      <w:pPr>
+        <w:keepNext/>
+        <w:keepLines/>
+      </w:pPr>
       <w:r>
-        <w:br/>
+        <w:t xml:space="preserve">• </w:t>
       </w:r>
       <w:r>
         <w:t>A. Both permanently change the DNA sequence.</w:t>
       </w:r>
     </w:p>
     <w:p>
+      <w:pPr>
+        <w:keepNext/>
+        <w:keepLines/>
+      </w:pPr>
       <w:r>
         <w:t xml:space="preserve">• </w:t>
-      </w:r>
-      <w:r>
-        <w:br/>
       </w:r>
       <w:r>
         <w:t>B. Epigenetics deletes entire genes.</w:t>
       </w:r>
     </w:p>
     <w:p>
+      <w:pPr>
+        <w:keepNext/>
+        <w:keepLines/>
+      </w:pPr>
       <w:r>
         <w:t xml:space="preserve">• </w:t>
-      </w:r>
-      <w:r>
-        <w:br/>
       </w:r>
       <w:r>
         <w:t>C. Epigenetics changes gene activity without changing the DNA sequence.</w:t>
       </w:r>
     </w:p>
     <w:p>
+      <w:pPr>
+        <w:keepNext/>
+        <w:keepLines/>
+      </w:pPr>
       <w:r>
         <w:t xml:space="preserve">• </w:t>
-      </w:r>
-      <w:r>
-        <w:br/>
       </w:r>
       <w:r>
         <w:t>D. Mutations never affect any trait.</w:t>
       </w:r>
     </w:p>
     <w:p>
+      <w:pPr>
+        <w:keepNext/>
+        <w:keepLines/>
+      </w:pPr>
       <w:r>
         <w:t xml:space="preserve">• </w:t>
-      </w:r>
-      <w:r>
-        <w:br/>
       </w:r>
       <w:r>
         <w:t>Answer: C</w:t>
       </w:r>
     </w:p>
     <w:p>
+      <w:pPr>
+        <w:keepNext w:val="0"/>
+        <w:keepLines/>
+      </w:pPr>
       <w:r>
         <w:t xml:space="preserve">• </w:t>
-      </w:r>
-      <w:r>
-        <w:br/>
       </w:r>
       <w:r>
         <w:t>Why: Epigenetic marks such as methylation change how genes are expressed, not the underlying sequence. A mutation changes the sequence itself.</w:t>
       </w:r>
     </w:p>
     <w:p>
+      <w:pPr>
+        <w:keepNext/>
+        <w:keepLines/>
+      </w:pPr>
       <w:r>
-        <w:t xml:space="preserve">• </w:t>
-      </w:r>
-      <w:r>
-        <w:br/>
+        <w:t xml:space="preserve">2. </w:t>
       </w:r>
       <w:r>
         <w:t>DNA methylation is usually associated with:</w:t>
       </w:r>
+    </w:p>
+    <w:p>
+      <w:pPr>
+        <w:keepNext/>
+        <w:keepLines/>
+      </w:pPr>
       <w:r>
-        <w:br/>
+        <w:t xml:space="preserve">• </w:t>
       </w:r>
       <w:r>
         <w:t>A. reduced transcription of a gene</w:t>
       </w:r>
     </w:p>
     <w:p>
+      <w:pPr>
+        <w:keepNext/>
+        <w:keepLines/>
+      </w:pPr>
       <w:r>
         <w:t xml:space="preserve">• </w:t>
-      </w:r>
-      <w:r>
-        <w:br/>
       </w:r>
       <w:r>
         <w:t>B. faster DNA replication</w:t>
       </w:r>
     </w:p>
     <w:p>
+      <w:pPr>
+        <w:keepNext/>
+        <w:keepLines/>
+      </w:pPr>
       <w:r>
         <w:t xml:space="preserve">• </w:t>
-      </w:r>
-      <w:r>
-        <w:br/>
       </w:r>
       <w:r>
         <w:t>C. deletion of a chromosome</w:t>
       </w:r>
     </w:p>
     <w:p>
+      <w:pPr>
+        <w:keepNext/>
+        <w:keepLines/>
+      </w:pPr>
       <w:r>
         <w:t xml:space="preserve">• </w:t>
-      </w:r>
-      <w:r>
-        <w:br/>
       </w:r>
       <w:r>
         <w:t>D. building proteins directly</w:t>
       </w:r>
     </w:p>
     <w:p>
+      <w:pPr>
+        <w:keepNext/>
+        <w:keepLines/>
+      </w:pPr>
       <w:r>
         <w:t xml:space="preserve">• </w:t>
-      </w:r>
-      <w:r>
-        <w:br/>
       </w:r>
       <w:r>
         <w:t>Answer: A</w:t>
       </w:r>
     </w:p>
     <w:p>
+      <w:pPr>
+        <w:keepNext w:val="0"/>
+        <w:keepLines/>
+      </w:pPr>
       <w:r>
         <w:t xml:space="preserve">• </w:t>
-      </w:r>
-      <w:r>
-        <w:br/>
       </w:r>
       <w:r>
         <w:t>Why: Methylation typically silences or reduces transcription by making the DNA less accessible.</w:t>
       </w:r>
     </w:p>
     <w:p>
+      <w:pPr>
+        <w:keepNext/>
+        <w:keepLines/>
+      </w:pPr>
       <w:r>
-        <w:t xml:space="preserve">• </w:t>
-      </w:r>
-      <w:r>
-        <w:br/>
+        <w:t xml:space="preserve">3. </w:t>
       </w:r>
       <w:r>
         <w:t>When chromatin is packed tightly, genes in that region are generally:</w:t>
       </w:r>
+    </w:p>
+    <w:p>
+      <w:pPr>
+        <w:keepNext/>
+        <w:keepLines/>
+      </w:pPr>
       <w:r>
-        <w:br/>
+        <w:t xml:space="preserve">• </w:t>
       </w:r>
       <w:r>
         <w:t>A. copied much faster</w:t>
       </w:r>
     </w:p>
     <w:p>
+      <w:pPr>
+        <w:keepNext/>
+        <w:keepLines/>
+      </w:pPr>
       <w:r>
         <w:t xml:space="preserve">• </w:t>
-      </w:r>
-      <w:r>
-        <w:br/>
       </w:r>
       <w:r>
         <w:t>B. more likely to mutate</w:t>
       </w:r>
     </w:p>
     <w:p>
+      <w:pPr>
+        <w:keepNext/>
+        <w:keepLines/>
+      </w:pPr>
       <w:r>
         <w:t xml:space="preserve">• </w:t>
-      </w:r>
-      <w:r>
-        <w:br/>
       </w:r>
       <w:r>
         <w:t>C. more accessible to be read</w:t>
       </w:r>
     </w:p>
     <w:p>
+      <w:pPr>
+        <w:keepNext/>
+        <w:keepLines/>
+      </w:pPr>
       <w:r>
         <w:t xml:space="preserve">• </w:t>
-      </w:r>
-      <w:r>
-        <w:br/>
       </w:r>
       <w:r>
         <w:t>D. less accessible and less expressed</w:t>
       </w:r>
     </w:p>
     <w:p>
+      <w:pPr>
+        <w:keepNext/>
+        <w:keepLines/>
+      </w:pPr>
       <w:r>
         <w:t xml:space="preserve">• </w:t>
-      </w:r>
-      <w:r>
-        <w:br/>
       </w:r>
       <w:r>
         <w:t>Answer: D</w:t>
       </w:r>
     </w:p>
     <w:p>
+      <w:pPr>
+        <w:keepNext w:val="0"/>
+        <w:keepLines/>
+      </w:pPr>
       <w:r>
         <w:t xml:space="preserve">• </w:t>
-      </w:r>
-      <w:r>
-        <w:br/>
       </w:r>
       <w:r>
         <w:t>Why: Compact chromatin blocks access to genes, so they are expressed less. Open chromatin allows transcription.</w:t>
       </w:r>
     </w:p>
     <w:p>
+      <w:pPr>
+        <w:keepNext/>
+        <w:keepLines/>
+      </w:pPr>
       <w:r>
-        <w:t xml:space="preserve">• </w:t>
-      </w:r>
-      <w:r>
-        <w:br/>
+        <w:t xml:space="preserve">4. </w:t>
       </w:r>
       <w:r>
         <w:t>Two genetically identical twins come to differ in a trait over their lifetimes. A good explanation is that:</w:t>
       </w:r>
+    </w:p>
+    <w:p>
+      <w:pPr>
+        <w:keepNext/>
+        <w:keepLines/>
+      </w:pPr>
       <w:r>
-        <w:br/>
+        <w:t xml:space="preserve">• </w:t>
       </w:r>
       <w:r>
         <w:t>A. their DNA sequences must actually be different</w:t>
       </w:r>
     </w:p>
     <w:p>
+      <w:pPr>
+        <w:keepNext/>
+        <w:keepLines/>
+      </w:pPr>
       <w:r>
         <w:t xml:space="preserve">• </w:t>
-      </w:r>
-      <w:r>
-        <w:br/>
       </w:r>
       <w:r>
         <w:t>B. environment and epigenetic changes altered their gene expression</w:t>
       </w:r>
     </w:p>
     <w:p>
+      <w:pPr>
+        <w:keepNext/>
+        <w:keepLines/>
+      </w:pPr>
       <w:r>
         <w:t xml:space="preserve">• </w:t>
-      </w:r>
-      <w:r>
-        <w:br/>
       </w:r>
       <w:r>
         <w:t>C. one twin is not truly human</w:t>
       </w:r>
     </w:p>
     <w:p>
+      <w:pPr>
+        <w:keepNext/>
+        <w:keepLines/>
+      </w:pPr>
       <w:r>
         <w:t xml:space="preserve">• </w:t>
-      </w:r>
-      <w:r>
-        <w:br/>
       </w:r>
       <w:r>
         <w:t>D. epigenetic change is impossible</w:t>
       </w:r>
     </w:p>
     <w:p>
+      <w:pPr>
+        <w:keepNext/>
+        <w:keepLines/>
+      </w:pPr>
       <w:r>
         <w:t xml:space="preserve">• </w:t>
-      </w:r>
-      <w:r>
-        <w:br/>
       </w:r>
       <w:r>
         <w:t>Answer: B</w:t>
       </w:r>
     </w:p>
     <w:p>
+      <w:pPr>
+        <w:keepNext w:val="0"/>
+        <w:keepLines/>
+      </w:pPr>
       <w:r>
         <w:t xml:space="preserve">• </w:t>
-      </w:r>
-      <w:r>
-        <w:br/>
       </w:r>
       <w:r>
         <w:t>Why: Identical DNA can still show different expression because environment-driven epigenetic changes turn genes up or down.</w:t>
@@ -739,7 +787,7 @@
       <w:rFonts w:asciiTheme="majorHAnsi" w:eastAsiaTheme="majorEastAsia" w:hAnsiTheme="majorHAnsi" w:cstheme="majorBidi"/>
       <w:b/>
       <w:bCs/>
-      <w:color w:val="365F91" w:themeColor="accent1" w:themeShade="BF"/>
+      <w:color w:val="000000"/>
       <w:sz w:val="28"/>
       <w:szCs w:val="28"/>
     </w:rPr>
@@ -763,7 +811,7 @@
       <w:rFonts w:asciiTheme="majorHAnsi" w:eastAsiaTheme="majorEastAsia" w:hAnsiTheme="majorHAnsi" w:cstheme="majorBidi"/>
       <w:b/>
       <w:bCs/>
-      <w:color w:val="4F81BD" w:themeColor="accent1"/>
+      <w:color w:val="000000"/>
       <w:sz w:val="26"/>
       <w:szCs w:val="26"/>
     </w:rPr>
@@ -787,7 +835,7 @@
       <w:rFonts w:asciiTheme="majorHAnsi" w:eastAsiaTheme="majorEastAsia" w:hAnsiTheme="majorHAnsi" w:cstheme="majorBidi"/>
       <w:b/>
       <w:bCs/>
-      <w:color w:val="4F81BD" w:themeColor="accent1"/>
+      <w:color w:val="000000"/>
     </w:rPr>
   </w:style>
   <w:style w:type="paragraph" w:styleId="Heading4">
@@ -812,7 +860,7 @@
       <w:bCs/>
       <w:i/>
       <w:iCs/>
-      <w:color w:val="4F81BD" w:themeColor="accent1"/>
+      <w:color w:val="000000"/>
     </w:rPr>
   </w:style>
   <w:style w:type="paragraph" w:styleId="Heading5">
@@ -833,7 +881,7 @@
     </w:pPr>
     <w:rPr>
       <w:rFonts w:asciiTheme="majorHAnsi" w:eastAsiaTheme="majorEastAsia" w:hAnsiTheme="majorHAnsi" w:cstheme="majorBidi"/>
-      <w:color w:val="243F60" w:themeColor="accent1" w:themeShade="7F"/>
+      <w:color w:val="000000"/>
     </w:rPr>
   </w:style>
   <w:style w:type="paragraph" w:styleId="Heading6">
@@ -856,7 +904,7 @@
       <w:rFonts w:asciiTheme="majorHAnsi" w:eastAsiaTheme="majorEastAsia" w:hAnsiTheme="majorHAnsi" w:cstheme="majorBidi"/>
       <w:i/>
       <w:iCs/>
-      <w:color w:val="243F60" w:themeColor="accent1" w:themeShade="7F"/>
+      <w:color w:val="000000"/>
     </w:rPr>
   </w:style>
   <w:style w:type="paragraph" w:styleId="Heading7">
@@ -1026,7 +1074,7 @@
     </w:pPr>
     <w:rPr>
       <w:rFonts w:asciiTheme="majorHAnsi" w:eastAsiaTheme="majorEastAsia" w:hAnsiTheme="majorHAnsi" w:cstheme="majorBidi"/>
-      <w:color w:val="17365D" w:themeColor="text2" w:themeShade="BF"/>
+      <w:color w:val="000000"/>
       <w:spacing w:val="5"/>
       <w:kern w:val="28"/>
       <w:sz w:val="52"/>
@@ -1065,7 +1113,7 @@
       <w:rFonts w:asciiTheme="majorHAnsi" w:eastAsiaTheme="majorEastAsia" w:hAnsiTheme="majorHAnsi" w:cstheme="majorBidi"/>
       <w:i/>
       <w:iCs/>
-      <w:color w:val="4F81BD" w:themeColor="accent1"/>
+      <w:color w:val="000000"/>
       <w:spacing w:val="15"/>
       <w:sz w:val="24"/>
       <w:szCs w:val="24"/>
